--- a/AB_Cloud_Quantum_Research/modules/core_spectrum/computations/V19_branch_stitching/monograph_en.docx
+++ b/AB_Cloud_Quantum_Research/modules/core_spectrum/computations/V19_branch_stitching/monograph_en.docx
@@ -291,7 +291,7 @@
         <w:jc w:val="both"/>
       </w:pPr>
       <w:r>
-        <w:t>Layer C — the stitched object. The Γ-phase θ(t) = Im ln Γ(¼+it/2) − t·ln√π is smooth, yet its increment between the midpoints of neighbouring intervals concentrates at π: 83.2% of increments fall in the window π±0.3 (mean absolute deviation 0.17 in π/2 units). The consequence is sign coherence: sign(cos θ(γ̃_k)) reproduces the monodromy chessboard (−1)^k with accuracy 99.95% (one mismatch in 2000, z = 43.4 against the permutation null zone 0.500±0.012). This is exactly the R2 stitching: one object — the smooth Γ-phase — carries BOTH signatures, the statistics (classical analytics, tanh-sinh quadratures) and the encoding (positions and signs of the zeros). The spectral branch is recorded honestly, without speculation: a gate with charges q_k = sign(cos θ(γ̃_k)) gives D_KS 0.041–0.095 (GUE class) and r_align 0.053–0.135 (z up to 1.83, below significance) — the lesson of V16 is confirmed: the identity does not close on the gate handles, but the phase stitching of the object closes exactly.</w:t>
+        <w:t>Layer C — the stitched object. The Γ-phase θ(t) = Im ln Γ(¼+it/2) − t·ln√π is smooth, yet its increment between the midpoints of neighbouring intervals concentrates at π: 83.2% of increments fall in the window π±0.3 (mean absolute deviation 0.17 in π/2 units). The consequence is sign coherence: sign(cos θ(γ̃_k)) reproduces the monodromy chessboard (−1)^k with accuracy 99.95% (one mismatch in 2000, z = 43.4 against the permutation null zone 0.500±0.012). This is exactly the R2 stitching: one object — the smooth Γ-phase — carries BOTH signatures, the statistics (classical analytics, tanh-sinh quadratures) and the encoding (positions and signs of the zeros). The spectral branch is recorded honestly, without speculation: a gate with charges q_k = sign(cos θ(γ̃_k)) gives D_KS 0.041–0.095 (GUE class) and r_align 0.053–0.135 (z up to 1.83, below significance) — the lesson of V16 is confirmed: the bit-level identity does not close on the gate handles (the level identity holds via the D_nn bridge), but the phase stitching of the object closes exactly.</w:t>
       </w:r>
     </w:p>
     <w:p>
